--- a/en/wisdom-stories/Bakhtiyar Sirajov/if-fate-allows.docx
+++ b/en/wisdom-stories/Bakhtiyar Sirajov/if-fate-allows.docx
@@ -12,13 +12,13 @@
     </w:p>
     <w:p>
       <w:r>
-        <w:t xml:space="preserve">Someone who used to say, “We’ll meet,” now says, “We’ll meet if fate allows.” I find that strange. I have not changed, and my feeling </w:t>
+        <w:t xml:space="preserve">Someone who used to say, “We’ll meet,” now says, “We’ll meet if fate allows.” I find that strange. I have not changed, and my feelings </w:t>
       </w:r>
       <w:r>
-        <w:t>towards</w:t>
+        <w:t xml:space="preserve">toward</w:t>
       </w:r>
       <w:r>
-        <w:t xml:space="preserve"> him is as warm as before; I would still be delighted to see him. Yet those words seem to place a barrier between us. I know nothing of his fate, and he knows nothing of mine. Do our two fates know each other? Can they arrange a meeting on our behalf?</w:t>
+        <w:t xml:space="preserve"> him are as warm as before; I would still be delighted to see him. Yet those words seem to place a barrier between us. I know nothing of his fate, and he knows nothing of mine. Do our two fates know each other? Can they arrange a meeting on our behalf?</w:t>
       </w:r>
     </w:p>
     <w:p>
@@ -32,7 +32,7 @@
         <w:spacing w:after="80"/>
       </w:pPr>
       <w:r>
-        <w:t>I did not like this phrase “if fate allows” at all.</w:t>
+        <w:t>I did not like the phrase “if fate allows” at all.</w:t>
       </w:r>
     </w:p>
     <w:p>
@@ -59,7 +59,7 @@
         <w:rPr>
           <w:b/>
         </w:rPr>
-        <w:t>meet today and brighten their da</w:t>
+        <w:t xml:space="preserve">meet today and brighten their day</w:t>
       </w:r>
       <w:r>
         <w:rPr>
